--- a/M02-A-jzhu116.docx
+++ b/M02-A-jzhu116.docx
@@ -84,7 +84,7 @@
         <w:t xml:space="preserve"> </w:t>
       </w:r>
       <w:r>
-        <w:t xml:space="preserve">REPLACE_WITH_YOUR_HTTPS_GITHUB_REPOSITORY_URL</w:t>
+        <w:t xml:space="preserve">https://github.com/jz116/assignment-02</w:t>
       </w:r>
     </w:p>
     <w:p>
